--- a/results2/table_04_alternative_outcomes_high_competition.docx
+++ b/results2/table_04_alternative_outcomes_high_competition.docx
@@ -5,17 +5,15 @@
     <w:tbl>
       <w:tblPr>
         <w:tblStyle w:val="Table"/>
-        <w:tblW w:type="pct" w:w="4829"/>
+        <w:tblW w:type="pct" w:w="4873"/>
         <w:tblLayout w:type="fixed"/>
         <w:tblLook w:firstRow="1" w:lastRow="1" w:firstColumn="0" w:lastColumn="0" w:noHBand="0" w:noVBand="0" w:val="0020"/>
       </w:tblPr>
       <w:tblGrid>
-        <w:gridCol w:w="1489"/>
-        <w:gridCol w:w="1015"/>
-        <w:gridCol w:w="1556"/>
-        <w:gridCol w:w="1556"/>
-        <w:gridCol w:w="880"/>
-        <w:gridCol w:w="1150"/>
+        <w:gridCol w:w="2205"/>
+        <w:gridCol w:w="1503"/>
+        <w:gridCol w:w="2305"/>
+        <w:gridCol w:w="1704"/>
       </w:tblGrid>
       <w:tr>
         <w:trPr>
@@ -49,31 +47,7 @@
               <w:jc w:val="left"/>
             </w:pPr>
             <w:r>
-              <w:t xml:space="preserve">Capacity utilization</w:t>
-            </w:r>
-          </w:p>
-        </w:tc>
-        <w:tc>
-          <w:tcPr/>
-          <w:p>
-            <w:pPr>
-              <w:pStyle w:val="Compact"/>
-              <w:jc w:val="left"/>
-            </w:pPr>
-            <w:r>
               <w:t xml:space="preserve">Export participation</w:t>
-            </w:r>
-          </w:p>
-        </w:tc>
-        <w:tc>
-          <w:tcPr/>
-          <w:p>
-            <w:pPr>
-              <w:pStyle w:val="Compact"/>
-              <w:jc w:val="left"/>
-            </w:pPr>
-            <w:r>
-              <w:t xml:space="preserve">Innovation</w:t>
             </w:r>
           </w:p>
         </w:tc>
@@ -111,55 +85,31 @@
               <w:jc w:val="left"/>
             </w:pPr>
             <w:r>
-              <w:t xml:space="preserve">0.001</w:t>
-            </w:r>
-          </w:p>
-        </w:tc>
-        <w:tc>
-          <w:tcPr/>
-          <w:p>
-            <w:pPr>
-              <w:pStyle w:val="Compact"/>
-              <w:jc w:val="left"/>
-            </w:pPr>
-            <w:r>
-              <w:t xml:space="preserve">-0.670</w:t>
-            </w:r>
-          </w:p>
-        </w:tc>
-        <w:tc>
-          <w:tcPr/>
-          <w:p>
-            <w:pPr>
-              <w:pStyle w:val="Compact"/>
-              <w:jc w:val="left"/>
-            </w:pPr>
-            <w:r>
-              <w:t xml:space="preserve">-0.027**</w:t>
-            </w:r>
-          </w:p>
-        </w:tc>
-        <w:tc>
-          <w:tcPr/>
-          <w:p>
-            <w:pPr>
-              <w:pStyle w:val="Compact"/>
-              <w:jc w:val="left"/>
-            </w:pPr>
-            <w:r>
-              <w:t xml:space="preserve">-0.006</w:t>
-            </w:r>
-          </w:p>
-        </w:tc>
-        <w:tc>
-          <w:tcPr/>
-          <w:p>
-            <w:pPr>
-              <w:pStyle w:val="Compact"/>
-              <w:jc w:val="left"/>
-            </w:pPr>
-            <w:r>
-              <w:t xml:space="preserve">-0.037**</w:t>
+              <w:t xml:space="preserve">-0.025</w:t>
+            </w:r>
+          </w:p>
+        </w:tc>
+        <w:tc>
+          <w:tcPr/>
+          <w:p>
+            <w:pPr>
+              <w:pStyle w:val="Compact"/>
+              <w:jc w:val="left"/>
+            </w:pPr>
+            <w:r>
+              <w:t xml:space="preserve">-0.032*</w:t>
+            </w:r>
+          </w:p>
+        </w:tc>
+        <w:tc>
+          <w:tcPr/>
+          <w:p>
+            <w:pPr>
+              <w:pStyle w:val="Compact"/>
+              <w:jc w:val="left"/>
+            </w:pPr>
+            <w:r>
+              <w:t xml:space="preserve">-0.024</w:t>
             </w:r>
           </w:p>
         </w:tc>
@@ -181,55 +131,31 @@
               <w:jc w:val="left"/>
             </w:pPr>
             <w:r>
-              <w:t xml:space="preserve">(0.085)</w:t>
-            </w:r>
-          </w:p>
-        </w:tc>
-        <w:tc>
-          <w:tcPr/>
-          <w:p>
-            <w:pPr>
-              <w:pStyle w:val="Compact"/>
-              <w:jc w:val="left"/>
-            </w:pPr>
-            <w:r>
-              <w:t xml:space="preserve">(1.557)</w:t>
-            </w:r>
-          </w:p>
-        </w:tc>
-        <w:tc>
-          <w:tcPr/>
-          <w:p>
-            <w:pPr>
-              <w:pStyle w:val="Compact"/>
-              <w:jc w:val="left"/>
-            </w:pPr>
-            <w:r>
-              <w:t xml:space="preserve">(0.009)</w:t>
-            </w:r>
-          </w:p>
-        </w:tc>
-        <w:tc>
-          <w:tcPr/>
-          <w:p>
-            <w:pPr>
-              <w:pStyle w:val="Compact"/>
-              <w:jc w:val="left"/>
-            </w:pPr>
-            <w:r>
-              <w:t xml:space="preserve">(0.031)</w:t>
-            </w:r>
-          </w:p>
-        </w:tc>
-        <w:tc>
-          <w:tcPr/>
-          <w:p>
-            <w:pPr>
-              <w:pStyle w:val="Compact"/>
-              <w:jc w:val="left"/>
-            </w:pPr>
-            <w:r>
-              <w:t xml:space="preserve">(0.011)</w:t>
+              <w:t xml:space="preserve">(0.040)</w:t>
+            </w:r>
+          </w:p>
+        </w:tc>
+        <w:tc>
+          <w:tcPr/>
+          <w:p>
+            <w:pPr>
+              <w:pStyle w:val="Compact"/>
+              <w:jc w:val="left"/>
+            </w:pPr>
+            <w:r>
+              <w:t xml:space="preserve">(0.013)</w:t>
+            </w:r>
+          </w:p>
+        </w:tc>
+        <w:tc>
+          <w:tcPr/>
+          <w:p>
+            <w:pPr>
+              <w:pStyle w:val="Compact"/>
+              <w:jc w:val="left"/>
+            </w:pPr>
+            <w:r>
+              <w:t xml:space="preserve">(0.032)</w:t>
             </w:r>
           </w:p>
         </w:tc>
@@ -255,55 +181,31 @@
               <w:jc w:val="left"/>
             </w:pPr>
             <w:r>
-              <w:t xml:space="preserve">0.257***</w:t>
-            </w:r>
-          </w:p>
-        </w:tc>
-        <w:tc>
-          <w:tcPr/>
-          <w:p>
-            <w:pPr>
-              <w:pStyle w:val="Compact"/>
-              <w:jc w:val="left"/>
-            </w:pPr>
-            <w:r>
-              <w:t xml:space="preserve">1.174**</w:t>
-            </w:r>
-          </w:p>
-        </w:tc>
-        <w:tc>
-          <w:tcPr/>
-          <w:p>
-            <w:pPr>
-              <w:pStyle w:val="Compact"/>
-              <w:jc w:val="left"/>
-            </w:pPr>
-            <w:r>
-              <w:t xml:space="preserve">0.103***</w:t>
-            </w:r>
-          </w:p>
-        </w:tc>
-        <w:tc>
-          <w:tcPr/>
-          <w:p>
-            <w:pPr>
-              <w:pStyle w:val="Compact"/>
-              <w:jc w:val="left"/>
-            </w:pPr>
-            <w:r>
-              <w:t xml:space="preserve">0.056***</w:t>
-            </w:r>
-          </w:p>
-        </w:tc>
-        <w:tc>
-          <w:tcPr/>
-          <w:p>
-            <w:pPr>
-              <w:pStyle w:val="Compact"/>
-              <w:jc w:val="left"/>
-            </w:pPr>
-            <w:r>
-              <w:t xml:space="preserve">0.016**</w:t>
+              <w:t xml:space="preserve">-0.584***</w:t>
+            </w:r>
+          </w:p>
+        </w:tc>
+        <w:tc>
+          <w:tcPr/>
+          <w:p>
+            <w:pPr>
+              <w:pStyle w:val="Compact"/>
+              <w:jc w:val="left"/>
+            </w:pPr>
+            <w:r>
+              <w:t xml:space="preserve">0.104***</w:t>
+            </w:r>
+          </w:p>
+        </w:tc>
+        <w:tc>
+          <w:tcPr/>
+          <w:p>
+            <w:pPr>
+              <w:pStyle w:val="Compact"/>
+              <w:jc w:val="left"/>
+            </w:pPr>
+            <w:r>
+              <w:t xml:space="preserve">0.029**</w:t>
             </w:r>
           </w:p>
         </w:tc>
@@ -325,31 +227,19 @@
               <w:jc w:val="left"/>
             </w:pPr>
             <w:r>
-              <w:t xml:space="preserve">(0.050)</w:t>
-            </w:r>
-          </w:p>
-        </w:tc>
-        <w:tc>
-          <w:tcPr/>
-          <w:p>
-            <w:pPr>
-              <w:pStyle w:val="Compact"/>
-              <w:jc w:val="left"/>
-            </w:pPr>
-            <w:r>
-              <w:t xml:space="preserve">(0.375)</w:t>
-            </w:r>
-          </w:p>
-        </w:tc>
-        <w:tc>
-          <w:tcPr/>
-          <w:p>
-            <w:pPr>
-              <w:pStyle w:val="Compact"/>
-              <w:jc w:val="left"/>
-            </w:pPr>
-            <w:r>
-              <w:t xml:space="preserve">(0.014)</w:t>
+              <w:t xml:space="preserve">(0.111)</w:t>
+            </w:r>
+          </w:p>
+        </w:tc>
+        <w:tc>
+          <w:tcPr/>
+          <w:p>
+            <w:pPr>
+              <w:pStyle w:val="Compact"/>
+              <w:jc w:val="left"/>
+            </w:pPr>
+            <w:r>
+              <w:t xml:space="preserve">(0.015)</w:t>
             </w:r>
           </w:p>
         </w:tc>
@@ -362,18 +252,6 @@
             </w:pPr>
             <w:r>
               <w:t xml:space="preserve">(0.009)</w:t>
-            </w:r>
-          </w:p>
-        </w:tc>
-        <w:tc>
-          <w:tcPr/>
-          <w:p>
-            <w:pPr>
-              <w:pStyle w:val="Compact"/>
-              <w:jc w:val="left"/>
-            </w:pPr>
-            <w:r>
-              <w:t xml:space="preserve">(0.005)</w:t>
             </w:r>
           </w:p>
         </w:tc>
@@ -399,55 +277,31 @@
               <w:jc w:val="left"/>
             </w:pPr>
             <w:r>
-              <w:t xml:space="preserve">0.203***</w:t>
-            </w:r>
-          </w:p>
-        </w:tc>
-        <w:tc>
-          <w:tcPr/>
-          <w:p>
-            <w:pPr>
-              <w:pStyle w:val="Compact"/>
-              <w:jc w:val="left"/>
-            </w:pPr>
-            <w:r>
-              <w:t xml:space="preserve">3.043***</w:t>
-            </w:r>
-          </w:p>
-        </w:tc>
-        <w:tc>
-          <w:tcPr/>
-          <w:p>
-            <w:pPr>
-              <w:pStyle w:val="Compact"/>
-              <w:jc w:val="left"/>
-            </w:pPr>
-            <w:r>
-              <w:t xml:space="preserve">0.060***</w:t>
-            </w:r>
-          </w:p>
-        </w:tc>
-        <w:tc>
-          <w:tcPr/>
-          <w:p>
-            <w:pPr>
-              <w:pStyle w:val="Compact"/>
-              <w:jc w:val="left"/>
-            </w:pPr>
-            <w:r>
-              <w:t xml:space="preserve">0.013</w:t>
-            </w:r>
-          </w:p>
-        </w:tc>
-        <w:tc>
-          <w:tcPr/>
-          <w:p>
-            <w:pPr>
-              <w:pStyle w:val="Compact"/>
-              <w:jc w:val="left"/>
-            </w:pPr>
-            <w:r>
-              <w:t xml:space="preserve">0.088*</w:t>
+              <w:t xml:space="preserve">-0.002</w:t>
+            </w:r>
+          </w:p>
+        </w:tc>
+        <w:tc>
+          <w:tcPr/>
+          <w:p>
+            <w:pPr>
+              <w:pStyle w:val="Compact"/>
+              <w:jc w:val="left"/>
+            </w:pPr>
+            <w:r>
+              <w:t xml:space="preserve">0.023</w:t>
+            </w:r>
+          </w:p>
+        </w:tc>
+        <w:tc>
+          <w:tcPr/>
+          <w:p>
+            <w:pPr>
+              <w:pStyle w:val="Compact"/>
+              <w:jc w:val="left"/>
+            </w:pPr>
+            <w:r>
+              <w:t xml:space="preserve">0.128*</w:t>
             </w:r>
           </w:p>
         </w:tc>
@@ -469,55 +323,31 @@
               <w:jc w:val="left"/>
             </w:pPr>
             <w:r>
-              <w:t xml:space="preserve">(0.052)</w:t>
-            </w:r>
-          </w:p>
-        </w:tc>
-        <w:tc>
-          <w:tcPr/>
-          <w:p>
-            <w:pPr>
-              <w:pStyle w:val="Compact"/>
-              <w:jc w:val="left"/>
-            </w:pPr>
-            <w:r>
-              <w:t xml:space="preserve">(0.875)</w:t>
-            </w:r>
-          </w:p>
-        </w:tc>
-        <w:tc>
-          <w:tcPr/>
-          <w:p>
-            <w:pPr>
-              <w:pStyle w:val="Compact"/>
-              <w:jc w:val="left"/>
-            </w:pPr>
-            <w:r>
-              <w:t xml:space="preserve">(0.014)</w:t>
-            </w:r>
-          </w:p>
-        </w:tc>
-        <w:tc>
-          <w:tcPr/>
-          <w:p>
-            <w:pPr>
-              <w:pStyle w:val="Compact"/>
-              <w:jc w:val="left"/>
-            </w:pPr>
-            <w:r>
-              <w:t xml:space="preserve">(0.033)</w:t>
-            </w:r>
-          </w:p>
-        </w:tc>
-        <w:tc>
-          <w:tcPr/>
-          <w:p>
-            <w:pPr>
-              <w:pStyle w:val="Compact"/>
-              <w:jc w:val="left"/>
-            </w:pPr>
-            <w:r>
-              <w:t xml:space="preserve">(0.042)</w:t>
+              <w:t xml:space="preserve">(0.063)</w:t>
+            </w:r>
+          </w:p>
+        </w:tc>
+        <w:tc>
+          <w:tcPr/>
+          <w:p>
+            <w:pPr>
+              <w:pStyle w:val="Compact"/>
+              <w:jc w:val="left"/>
+            </w:pPr>
+            <w:r>
+              <w:t xml:space="preserve">(0.022)</w:t>
+            </w:r>
+          </w:p>
+        </w:tc>
+        <w:tc>
+          <w:tcPr/>
+          <w:p>
+            <w:pPr>
+              <w:pStyle w:val="Compact"/>
+              <w:jc w:val="left"/>
+            </w:pPr>
+            <w:r>
+              <w:t xml:space="preserve">(0.062)</w:t>
             </w:r>
           </w:p>
         </w:tc>
@@ -531,67 +361,43 @@
               <w:jc w:val="left"/>
             </w:pPr>
             <w:r>
-              <w:t xml:space="preserve">Num.Obs.</w:t>
-            </w:r>
-          </w:p>
-        </w:tc>
-        <w:tc>
-          <w:tcPr/>
-          <w:p>
-            <w:pPr>
-              <w:pStyle w:val="Compact"/>
-              <w:jc w:val="left"/>
-            </w:pPr>
-            <w:r>
-              <w:t xml:space="preserve">23990</w:t>
-            </w:r>
-          </w:p>
-        </w:tc>
-        <w:tc>
-          <w:tcPr/>
-          <w:p>
-            <w:pPr>
-              <w:pStyle w:val="Compact"/>
-              <w:jc w:val="left"/>
-            </w:pPr>
-            <w:r>
-              <w:t xml:space="preserve">25580</w:t>
-            </w:r>
-          </w:p>
-        </w:tc>
-        <w:tc>
-          <w:tcPr/>
-          <w:p>
-            <w:pPr>
-              <w:pStyle w:val="Compact"/>
-              <w:jc w:val="left"/>
-            </w:pPr>
-            <w:r>
-              <w:t xml:space="preserve">26254</w:t>
-            </w:r>
-          </w:p>
-        </w:tc>
-        <w:tc>
-          <w:tcPr/>
-          <w:p>
-            <w:pPr>
-              <w:pStyle w:val="Compact"/>
-              <w:jc w:val="left"/>
-            </w:pPr>
-            <w:r>
-              <w:t xml:space="preserve">11588</w:t>
-            </w:r>
-          </w:p>
-        </w:tc>
-        <w:tc>
-          <w:tcPr/>
-          <w:p>
-            <w:pPr>
-              <w:pStyle w:val="Compact"/>
-              <w:jc w:val="left"/>
-            </w:pPr>
-            <w:r>
-              <w:t xml:space="preserve">14091</w:t>
+              <w:t xml:space="preserve">firm_age</w:t>
+            </w:r>
+          </w:p>
+        </w:tc>
+        <w:tc>
+          <w:tcPr/>
+          <w:p>
+            <w:pPr>
+              <w:pStyle w:val="Compact"/>
+              <w:jc w:val="left"/>
+            </w:pPr>
+            <w:r>
+              <w:t xml:space="preserve">-0.003</w:t>
+            </w:r>
+          </w:p>
+        </w:tc>
+        <w:tc>
+          <w:tcPr/>
+          <w:p>
+            <w:pPr>
+              <w:pStyle w:val="Compact"/>
+              <w:jc w:val="left"/>
+            </w:pPr>
+            <w:r>
+              <w:t xml:space="preserve">0.001</w:t>
+            </w:r>
+          </w:p>
+        </w:tc>
+        <w:tc>
+          <w:tcPr/>
+          <w:p>
+            <w:pPr>
+              <w:pStyle w:val="Compact"/>
+              <w:jc w:val="left"/>
+            </w:pPr>
+            <w:r>
+              <w:t xml:space="preserve">-0.003**</w:t>
             </w:r>
           </w:p>
         </w:tc>
@@ -602,70 +408,42 @@
           <w:p>
             <w:pPr>
               <w:pStyle w:val="Compact"/>
-              <w:jc w:val="left"/>
-            </w:pPr>
-            <w:r>
-              <w:t xml:space="preserve">R2</w:t>
-            </w:r>
-          </w:p>
-        </w:tc>
-        <w:tc>
-          <w:tcPr/>
-          <w:p>
-            <w:pPr>
-              <w:pStyle w:val="Compact"/>
-              <w:jc w:val="left"/>
-            </w:pPr>
-            <w:r>
-              <w:t xml:space="preserve">0.820</w:t>
-            </w:r>
-          </w:p>
-        </w:tc>
-        <w:tc>
-          <w:tcPr/>
-          <w:p>
-            <w:pPr>
-              <w:pStyle w:val="Compact"/>
-              <w:jc w:val="left"/>
-            </w:pPr>
-            <w:r>
-              <w:t xml:space="preserve">0.109</w:t>
-            </w:r>
-          </w:p>
-        </w:tc>
-        <w:tc>
-          <w:tcPr/>
-          <w:p>
-            <w:pPr>
-              <w:pStyle w:val="Compact"/>
-              <w:jc w:val="left"/>
-            </w:pPr>
-            <w:r>
-              <w:t xml:space="preserve">0.284</w:t>
-            </w:r>
-          </w:p>
-        </w:tc>
-        <w:tc>
-          <w:tcPr/>
-          <w:p>
-            <w:pPr>
-              <w:pStyle w:val="Compact"/>
-              <w:jc w:val="left"/>
-            </w:pPr>
-            <w:r>
-              <w:t xml:space="preserve">0.150</w:t>
-            </w:r>
-          </w:p>
-        </w:tc>
-        <w:tc>
-          <w:tcPr/>
-          <w:p>
-            <w:pPr>
-              <w:pStyle w:val="Compact"/>
-              <w:jc w:val="left"/>
-            </w:pPr>
-            <w:r>
-              <w:t xml:space="preserve">0.138</w:t>
+            </w:pPr>
+          </w:p>
+        </w:tc>
+        <w:tc>
+          <w:tcPr/>
+          <w:p>
+            <w:pPr>
+              <w:pStyle w:val="Compact"/>
+              <w:jc w:val="left"/>
+            </w:pPr>
+            <w:r>
+              <w:t xml:space="preserve">(0.002)</w:t>
+            </w:r>
+          </w:p>
+        </w:tc>
+        <w:tc>
+          <w:tcPr/>
+          <w:p>
+            <w:pPr>
+              <w:pStyle w:val="Compact"/>
+              <w:jc w:val="left"/>
+            </w:pPr>
+            <w:r>
+              <w:t xml:space="preserve">(0.001)</w:t>
+            </w:r>
+          </w:p>
+        </w:tc>
+        <w:tc>
+          <w:tcPr/>
+          <w:p>
+            <w:pPr>
+              <w:pStyle w:val="Compact"/>
+              <w:jc w:val="left"/>
+            </w:pPr>
+            <w:r>
+              <w:t xml:space="preserve">(0.001)</w:t>
             </w:r>
           </w:p>
         </w:tc>
@@ -679,67 +457,43 @@
               <w:jc w:val="left"/>
             </w:pPr>
             <w:r>
-              <w:t xml:space="preserve">R2 Adj.</w:t>
-            </w:r>
-          </w:p>
-        </w:tc>
-        <w:tc>
-          <w:tcPr/>
-          <w:p>
-            <w:pPr>
-              <w:pStyle w:val="Compact"/>
-              <w:jc w:val="left"/>
-            </w:pPr>
-            <w:r>
-              <w:t xml:space="preserve">0.819</w:t>
-            </w:r>
-          </w:p>
-        </w:tc>
-        <w:tc>
-          <w:tcPr/>
-          <w:p>
-            <w:pPr>
-              <w:pStyle w:val="Compact"/>
-              <w:jc w:val="left"/>
-            </w:pPr>
-            <w:r>
-              <w:t xml:space="preserve">0.104</w:t>
-            </w:r>
-          </w:p>
-        </w:tc>
-        <w:tc>
-          <w:tcPr/>
-          <w:p>
-            <w:pPr>
-              <w:pStyle w:val="Compact"/>
-              <w:jc w:val="left"/>
-            </w:pPr>
-            <w:r>
-              <w:t xml:space="preserve">0.280</w:t>
-            </w:r>
-          </w:p>
-        </w:tc>
-        <w:tc>
-          <w:tcPr/>
-          <w:p>
-            <w:pPr>
-              <w:pStyle w:val="Compact"/>
-              <w:jc w:val="left"/>
-            </w:pPr>
-            <w:r>
-              <w:t xml:space="preserve">0.146</w:t>
-            </w:r>
-          </w:p>
-        </w:tc>
-        <w:tc>
-          <w:tcPr/>
-          <w:p>
-            <w:pPr>
-              <w:pStyle w:val="Compact"/>
-              <w:jc w:val="left"/>
-            </w:pPr>
-            <w:r>
-              <w:t xml:space="preserve">0.133</w:t>
+              <w:t xml:space="preserve">manager_experience</w:t>
+            </w:r>
+          </w:p>
+        </w:tc>
+        <w:tc>
+          <w:tcPr/>
+          <w:p>
+            <w:pPr>
+              <w:pStyle w:val="Compact"/>
+              <w:jc w:val="left"/>
+            </w:pPr>
+            <w:r>
+              <w:t xml:space="preserve">0.002</w:t>
+            </w:r>
+          </w:p>
+        </w:tc>
+        <w:tc>
+          <w:tcPr/>
+          <w:p>
+            <w:pPr>
+              <w:pStyle w:val="Compact"/>
+              <w:jc w:val="left"/>
+            </w:pPr>
+            <w:r>
+              <w:t xml:space="preserve">0.000</w:t>
+            </w:r>
+          </w:p>
+        </w:tc>
+        <w:tc>
+          <w:tcPr/>
+          <w:p>
+            <w:pPr>
+              <w:pStyle w:val="Compact"/>
+              <w:jc w:val="left"/>
+            </w:pPr>
+            <w:r>
+              <w:t xml:space="preserve">0.003**</w:t>
             </w:r>
           </w:p>
         </w:tc>
@@ -750,70 +504,42 @@
           <w:p>
             <w:pPr>
               <w:pStyle w:val="Compact"/>
-              <w:jc w:val="left"/>
-            </w:pPr>
-            <w:r>
-              <w:t xml:space="preserve">R2 Within</w:t>
-            </w:r>
-          </w:p>
-        </w:tc>
-        <w:tc>
-          <w:tcPr/>
-          <w:p>
-            <w:pPr>
-              <w:pStyle w:val="Compact"/>
-              <w:jc w:val="left"/>
-            </w:pPr>
-            <w:r>
-              <w:t xml:space="preserve">0.079</w:t>
-            </w:r>
-          </w:p>
-        </w:tc>
-        <w:tc>
-          <w:tcPr/>
-          <w:p>
-            <w:pPr>
-              <w:pStyle w:val="Compact"/>
-              <w:jc w:val="left"/>
-            </w:pPr>
-            <w:r>
-              <w:t xml:space="preserve">0.018</w:t>
-            </w:r>
-          </w:p>
-        </w:tc>
-        <w:tc>
-          <w:tcPr/>
-          <w:p>
-            <w:pPr>
-              <w:pStyle w:val="Compact"/>
-              <w:jc w:val="left"/>
-            </w:pPr>
-            <w:r>
-              <w:t xml:space="preserve">0.159</w:t>
-            </w:r>
-          </w:p>
-        </w:tc>
-        <w:tc>
-          <w:tcPr/>
-          <w:p>
-            <w:pPr>
-              <w:pStyle w:val="Compact"/>
-              <w:jc w:val="left"/>
-            </w:pPr>
-            <w:r>
-              <w:t xml:space="preserve">0.052</w:t>
-            </w:r>
-          </w:p>
-        </w:tc>
-        <w:tc>
-          <w:tcPr/>
-          <w:p>
-            <w:pPr>
-              <w:pStyle w:val="Compact"/>
-              <w:jc w:val="left"/>
-            </w:pPr>
-            <w:r>
-              <w:t xml:space="preserve">0.031</w:t>
+            </w:pPr>
+          </w:p>
+        </w:tc>
+        <w:tc>
+          <w:tcPr/>
+          <w:p>
+            <w:pPr>
+              <w:pStyle w:val="Compact"/>
+              <w:jc w:val="left"/>
+            </w:pPr>
+            <w:r>
+              <w:t xml:space="preserve">(0.002)</w:t>
+            </w:r>
+          </w:p>
+        </w:tc>
+        <w:tc>
+          <w:tcPr/>
+          <w:p>
+            <w:pPr>
+              <w:pStyle w:val="Compact"/>
+              <w:jc w:val="left"/>
+            </w:pPr>
+            <w:r>
+              <w:t xml:space="preserve">(0.001)</w:t>
+            </w:r>
+          </w:p>
+        </w:tc>
+        <w:tc>
+          <w:tcPr/>
+          <w:p>
+            <w:pPr>
+              <w:pStyle w:val="Compact"/>
+              <w:jc w:val="left"/>
+            </w:pPr>
+            <w:r>
+              <w:t xml:space="preserve">(0.001)</w:t>
             </w:r>
           </w:p>
         </w:tc>
@@ -827,67 +553,43 @@
               <w:jc w:val="left"/>
             </w:pPr>
             <w:r>
-              <w:t xml:space="preserve">R2 Within Adj.</w:t>
-            </w:r>
-          </w:p>
-        </w:tc>
-        <w:tc>
-          <w:tcPr/>
-          <w:p>
-            <w:pPr>
-              <w:pStyle w:val="Compact"/>
-              <w:jc w:val="left"/>
-            </w:pPr>
-            <w:r>
-              <w:t xml:space="preserve">0.078</w:t>
-            </w:r>
-          </w:p>
-        </w:tc>
-        <w:tc>
-          <w:tcPr/>
-          <w:p>
-            <w:pPr>
-              <w:pStyle w:val="Compact"/>
-              <w:jc w:val="left"/>
-            </w:pPr>
-            <w:r>
-              <w:t xml:space="preserve">0.017</w:t>
-            </w:r>
-          </w:p>
-        </w:tc>
-        <w:tc>
-          <w:tcPr/>
-          <w:p>
-            <w:pPr>
-              <w:pStyle w:val="Compact"/>
-              <w:jc w:val="left"/>
-            </w:pPr>
-            <w:r>
-              <w:t xml:space="preserve">0.158</w:t>
-            </w:r>
-          </w:p>
-        </w:tc>
-        <w:tc>
-          <w:tcPr/>
-          <w:p>
-            <w:pPr>
-              <w:pStyle w:val="Compact"/>
-              <w:jc w:val="left"/>
-            </w:pPr>
-            <w:r>
-              <w:t xml:space="preserve">0.050</w:t>
-            </w:r>
-          </w:p>
-        </w:tc>
-        <w:tc>
-          <w:tcPr/>
-          <w:p>
-            <w:pPr>
-              <w:pStyle w:val="Compact"/>
-              <w:jc w:val="left"/>
-            </w:pPr>
-            <w:r>
-              <w:t xml:space="preserve">0.030</w:t>
+              <w:t xml:space="preserve">Num.Obs.</w:t>
+            </w:r>
+          </w:p>
+        </w:tc>
+        <w:tc>
+          <w:tcPr/>
+          <w:p>
+            <w:pPr>
+              <w:pStyle w:val="Compact"/>
+              <w:jc w:val="left"/>
+            </w:pPr>
+            <w:r>
+              <w:t xml:space="preserve">10672</w:t>
+            </w:r>
+          </w:p>
+        </w:tc>
+        <w:tc>
+          <w:tcPr/>
+          <w:p>
+            <w:pPr>
+              <w:pStyle w:val="Compact"/>
+              <w:jc w:val="left"/>
+            </w:pPr>
+            <w:r>
+              <w:t xml:space="preserve">12132</w:t>
+            </w:r>
+          </w:p>
+        </w:tc>
+        <w:tc>
+          <w:tcPr/>
+          <w:p>
+            <w:pPr>
+              <w:pStyle w:val="Compact"/>
+              <w:jc w:val="left"/>
+            </w:pPr>
+            <w:r>
+              <w:t xml:space="preserve">3802</w:t>
             </w:r>
           </w:p>
         </w:tc>
@@ -901,75 +603,251 @@
               <w:jc w:val="left"/>
             </w:pPr>
             <w:r>
-              <w:t xml:space="preserve">FE: country_id</w:t>
-            </w:r>
-          </w:p>
-        </w:tc>
-        <w:tc>
-          <w:tcPr/>
-          <w:p>
-            <w:pPr>
-              <w:pStyle w:val="Compact"/>
-              <w:jc w:val="left"/>
-            </w:pPr>
-            <w:r>
-              <w:t xml:space="preserve">X</w:t>
-            </w:r>
-          </w:p>
-        </w:tc>
-        <w:tc>
-          <w:tcPr/>
-          <w:p>
-            <w:pPr>
-              <w:pStyle w:val="Compact"/>
-              <w:jc w:val="left"/>
-            </w:pPr>
-            <w:r>
-              <w:t xml:space="preserve">X</w:t>
-            </w:r>
-          </w:p>
-        </w:tc>
-        <w:tc>
-          <w:tcPr/>
-          <w:p>
-            <w:pPr>
-              <w:pStyle w:val="Compact"/>
-              <w:jc w:val="left"/>
-            </w:pPr>
-            <w:r>
-              <w:t xml:space="preserve">X</w:t>
-            </w:r>
-          </w:p>
-        </w:tc>
-        <w:tc>
-          <w:tcPr/>
-          <w:p>
-            <w:pPr>
-              <w:pStyle w:val="Compact"/>
-              <w:jc w:val="left"/>
-            </w:pPr>
-            <w:r>
-              <w:t xml:space="preserve">X</w:t>
-            </w:r>
-          </w:p>
-        </w:tc>
-        <w:tc>
-          <w:tcPr/>
-          <w:p>
-            <w:pPr>
-              <w:pStyle w:val="Compact"/>
-              <w:jc w:val="left"/>
-            </w:pPr>
-            <w:r>
-              <w:t xml:space="preserve">X</w:t>
+              <w:t xml:space="preserve">R2</w:t>
+            </w:r>
+          </w:p>
+        </w:tc>
+        <w:tc>
+          <w:tcPr/>
+          <w:p>
+            <w:pPr>
+              <w:pStyle w:val="Compact"/>
+              <w:jc w:val="left"/>
+            </w:pPr>
+            <w:r>
+              <w:t xml:space="preserve">0.728</w:t>
+            </w:r>
+          </w:p>
+        </w:tc>
+        <w:tc>
+          <w:tcPr/>
+          <w:p>
+            <w:pPr>
+              <w:pStyle w:val="Compact"/>
+              <w:jc w:val="left"/>
+            </w:pPr>
+            <w:r>
+              <w:t xml:space="preserve">0.286</w:t>
+            </w:r>
+          </w:p>
+        </w:tc>
+        <w:tc>
+          <w:tcPr/>
+          <w:p>
+            <w:pPr>
+              <w:pStyle w:val="Compact"/>
+              <w:jc w:val="left"/>
+            </w:pPr>
+            <w:r>
+              <w:t xml:space="preserve">0.168</w:t>
             </w:r>
           </w:p>
         </w:tc>
       </w:tr>
       <w:tr>
         <w:tc>
+          <w:tcPr/>
+          <w:p>
+            <w:pPr>
+              <w:pStyle w:val="Compact"/>
+              <w:jc w:val="left"/>
+            </w:pPr>
+            <w:r>
+              <w:t xml:space="preserve">R2 Adj.</w:t>
+            </w:r>
+          </w:p>
+        </w:tc>
+        <w:tc>
+          <w:tcPr/>
+          <w:p>
+            <w:pPr>
+              <w:pStyle w:val="Compact"/>
+              <w:jc w:val="left"/>
+            </w:pPr>
+            <w:r>
+              <w:t xml:space="preserve">0.726</w:t>
+            </w:r>
+          </w:p>
+        </w:tc>
+        <w:tc>
+          <w:tcPr/>
+          <w:p>
+            <w:pPr>
+              <w:pStyle w:val="Compact"/>
+              <w:jc w:val="left"/>
+            </w:pPr>
+            <w:r>
+              <w:t xml:space="preserve">0.281</w:t>
+            </w:r>
+          </w:p>
+        </w:tc>
+        <w:tc>
+          <w:tcPr/>
+          <w:p>
+            <w:pPr>
+              <w:pStyle w:val="Compact"/>
+              <w:jc w:val="left"/>
+            </w:pPr>
+            <w:r>
+              <w:t xml:space="preserve">0.157</w:t>
+            </w:r>
+          </w:p>
+        </w:tc>
+      </w:tr>
+      <w:tr>
+        <w:tc>
+          <w:tcPr/>
+          <w:p>
+            <w:pPr>
+              <w:pStyle w:val="Compact"/>
+              <w:jc w:val="left"/>
+            </w:pPr>
+            <w:r>
+              <w:t xml:space="preserve">R2 Within</w:t>
+            </w:r>
+          </w:p>
+        </w:tc>
+        <w:tc>
+          <w:tcPr/>
+          <w:p>
+            <w:pPr>
+              <w:pStyle w:val="Compact"/>
+              <w:jc w:val="left"/>
+            </w:pPr>
+            <w:r>
+              <w:t xml:space="preserve">0.420</w:t>
+            </w:r>
+          </w:p>
+        </w:tc>
+        <w:tc>
+          <w:tcPr/>
+          <w:p>
+            <w:pPr>
+              <w:pStyle w:val="Compact"/>
+              <w:jc w:val="left"/>
+            </w:pPr>
+            <w:r>
+              <w:t xml:space="preserve">0.163</w:t>
+            </w:r>
+          </w:p>
+        </w:tc>
+        <w:tc>
+          <w:tcPr/>
+          <w:p>
+            <w:pPr>
+              <w:pStyle w:val="Compact"/>
+              <w:jc w:val="left"/>
+            </w:pPr>
+            <w:r>
+              <w:t xml:space="preserve">0.042</w:t>
+            </w:r>
+          </w:p>
+        </w:tc>
+      </w:tr>
+      <w:tr>
+        <w:tc>
+          <w:tcPr/>
+          <w:p>
+            <w:pPr>
+              <w:pStyle w:val="Compact"/>
+              <w:jc w:val="left"/>
+            </w:pPr>
+            <w:r>
+              <w:t xml:space="preserve">R2 Within Adj.</w:t>
+            </w:r>
+          </w:p>
+        </w:tc>
+        <w:tc>
+          <w:tcPr/>
+          <w:p>
+            <w:pPr>
+              <w:pStyle w:val="Compact"/>
+              <w:jc w:val="left"/>
+            </w:pPr>
+            <w:r>
+              <w:t xml:space="preserve">0.418</w:t>
+            </w:r>
+          </w:p>
+        </w:tc>
+        <w:tc>
+          <w:tcPr/>
+          <w:p>
+            <w:pPr>
+              <w:pStyle w:val="Compact"/>
+              <w:jc w:val="left"/>
+            </w:pPr>
+            <w:r>
+              <w:t xml:space="preserve">0.161</w:t>
+            </w:r>
+          </w:p>
+        </w:tc>
+        <w:tc>
+          <w:tcPr/>
+          <w:p>
+            <w:pPr>
+              <w:pStyle w:val="Compact"/>
+              <w:jc w:val="left"/>
+            </w:pPr>
+            <w:r>
+              <w:t xml:space="preserve">0.038</w:t>
+            </w:r>
+          </w:p>
+        </w:tc>
+      </w:tr>
+      <w:tr>
+        <w:tc>
+          <w:tcPr/>
+          <w:p>
+            <w:pPr>
+              <w:pStyle w:val="Compact"/>
+              <w:jc w:val="left"/>
+            </w:pPr>
+            <w:r>
+              <w:t xml:space="preserve">FE: country_id</w:t>
+            </w:r>
+          </w:p>
+        </w:tc>
+        <w:tc>
+          <w:tcPr/>
+          <w:p>
+            <w:pPr>
+              <w:pStyle w:val="Compact"/>
+              <w:jc w:val="left"/>
+            </w:pPr>
+            <w:r>
+              <w:t xml:space="preserve">X</w:t>
+            </w:r>
+          </w:p>
+        </w:tc>
+        <w:tc>
+          <w:tcPr/>
+          <w:p>
+            <w:pPr>
+              <w:pStyle w:val="Compact"/>
+              <w:jc w:val="left"/>
+            </w:pPr>
+            <w:r>
+              <w:t xml:space="preserve">X</w:t>
+            </w:r>
+          </w:p>
+        </w:tc>
+        <w:tc>
+          <w:tcPr/>
+          <w:p>
+            <w:pPr>
+              <w:pStyle w:val="Compact"/>
+              <w:jc w:val="left"/>
+            </w:pPr>
+            <w:r>
+              <w:t xml:space="preserve">X</w:t>
+            </w:r>
+          </w:p>
+        </w:tc>
+      </w:tr>
+      <w:tr>
+        <w:tc>
           <w:tcPr>
-            <w:gridSpan w:val="6"/>
+            <w:gridSpan w:val="4"/>
           </w:tcPr>
           <w:p>
             <w:pPr>
@@ -989,7 +867,7 @@
       <w:tr>
         <w:tc>
           <w:tcPr>
-            <w:gridSpan w:val="6"/>
+            <w:gridSpan w:val="4"/>
           </w:tcPr>
           <w:p>
             <w:pPr>
@@ -997,13 +875,19 @@
               <w:jc w:val="left"/>
             </w:pPr>
             <w:r>
-              <w:t xml:space="preserve">Alternative outcomes. Export participation, innovation and price increase are estimated as Linear Probability</w:t>
+              <w:t xml:space="preserve">Alternative outcomes. Export participation and price increase are</w:t>
             </w:r>
             <w:r>
               <w:t xml:space="preserve"> </w:t>
             </w:r>
             <w:r>
-              <w:t xml:space="preserve">Models. Firm size categories are excluded; log employment controls for scale.</w:t>
+              <w:t xml:space="preserve">estimated as Linear Probability Models. Capacity utilization and</w:t>
+            </w:r>
+            <w:r>
+              <w:t xml:space="preserve"> </w:t>
+            </w:r>
+            <w:r>
+              <w:t xml:space="preserve">innovation are excluded from this table.</w:t>
             </w:r>
           </w:p>
         </w:tc>
